--- a/docs/Короткие_инструкции/docx/R5_Как_запустить_режим_автономной_навигации_по_карте_для_реального_робота.docx
+++ b/docs/Короткие_инструкции/docx/R5_Как_запустить_режим_автономной_навигации_по_карте_для_реального_робота.docx
@@ -38,15 +38,71 @@
         <w:bidi w:val="0"/>
         <w:rPr>
           <w:rFonts w:hint="default"/>
+          <w:lang w:val="ru-RU"/>
+        </w:rPr>
+      </w:pPr>
+      <w:r>
+        <w:rPr>
+          <w:rFonts w:hint="default"/>
           <w:lang w:val="en-US"/>
         </w:rPr>
-      </w:pPr>
-      <w:r>
-        <w:rPr>
-          <w:rFonts w:hint="default"/>
-          <w:lang w:val="en-US"/>
-        </w:rPr>
         <w:t>Как запустить режим автономной навигации по карте для реального робота</w:t>
+      </w:r>
+      <w:r>
+        <w:rPr>
+          <w:rFonts w:hint="default"/>
+          <w:lang w:val="ru-RU"/>
+        </w:rPr>
+        <w:t xml:space="preserve"> (шаг [R5])</w:t>
+      </w:r>
+    </w:p>
+    <w:p>
+      <w:pPr>
+        <w:rPr>
+          <w:rFonts w:hint="default"/>
+          <w:lang w:val="ru-RU"/>
+        </w:rPr>
+      </w:pPr>
+      <w:r>
+        <w:rPr>
+          <w:rFonts w:hint="default"/>
+          <w:b/>
+          <w:bCs/>
+          <w:lang w:val="ru-RU"/>
+        </w:rPr>
+        <w:t>Цель:</w:t>
+      </w:r>
+      <w:r>
+        <w:rPr>
+          <w:rFonts w:hint="default"/>
+          <w:lang w:val="ru-RU"/>
+        </w:rPr>
+        <w:t xml:space="preserve"> Загрузить заранее созданную карту помещения и запустить стек навигации Nav2, чтобы робот мог самостоятельно перемещаться в заданные точки.</w:t>
+      </w:r>
+    </w:p>
+    <w:p>
+      <w:pPr>
+        <w:rPr>
+          <w:rFonts w:hint="default"/>
+          <w:lang w:val="ru-RU"/>
+        </w:rPr>
+      </w:pPr>
+    </w:p>
+    <w:p>
+      <w:pPr>
+        <w:pStyle w:val="2"/>
+        <w:bidi w:val="0"/>
+        <w:rPr>
+          <w:rFonts w:hint="default"/>
+          <w:lang w:val="ru-RU"/>
+        </w:rPr>
+      </w:pPr>
+      <w:r>
+        <w:rPr>
+          <w:rFonts w:hint="default"/>
+          <w:lang w:val="ru-RU"/>
+        </w:rPr>
+        <w:t>Необходимые условия</w:t>
       </w:r>
     </w:p>
     <w:p>
@@ -55,22 +111,15 @@
         <w:bidi w:val="0"/>
         <w:rPr>
           <w:rFonts w:hint="default"/>
-          <w:lang w:val="en-US"/>
-        </w:rPr>
-      </w:pPr>
-      <w:r>
-        <w:rPr>
-          <w:rFonts w:hint="default"/>
-          <w:lang w:val="ru-RU"/>
-        </w:rPr>
-        <w:t xml:space="preserve">На роботе </w:t>
-      </w:r>
-      <w:r>
-        <w:rPr>
-          <w:rFonts w:hint="default"/>
-          <w:lang w:val="en-US"/>
-        </w:rPr>
-        <w:t>jetbot_mirea</w:t>
+          <w:lang w:val="ru-RU"/>
+        </w:rPr>
+      </w:pPr>
+      <w:r>
+        <w:rPr>
+          <w:rFonts w:hint="default"/>
+          <w:lang w:val="ru-RU"/>
+        </w:rPr>
+        <w:t>На стороне робота (Jetson Nano):</w:t>
       </w:r>
     </w:p>
     <w:p>
@@ -79,6 +128,379 @@
           <w:ilvl w:val="0"/>
           <w:numId w:val="1"/>
         </w:numPr>
+        <w:ind w:left="420" w:leftChars="0" w:hanging="420" w:firstLineChars="0"/>
+        <w:rPr>
+          <w:rFonts w:hint="default"/>
+          <w:lang w:val="ru-RU"/>
+        </w:rPr>
+      </w:pPr>
+      <w:r>
+        <w:rPr>
+          <w:rFonts w:hint="default"/>
+          <w:lang w:val="ru-RU"/>
+        </w:rPr>
+        <w:t>На стороне робота (Jetson Nano)</w:t>
+      </w:r>
+    </w:p>
+    <w:p>
+      <w:pPr>
+        <w:numPr>
+          <w:ilvl w:val="0"/>
+          <w:numId w:val="1"/>
+        </w:numPr>
+        <w:ind w:left="420" w:leftChars="0" w:hanging="420" w:firstLineChars="0"/>
+        <w:rPr>
+          <w:rFonts w:hint="default"/>
+          <w:lang w:val="ru-RU"/>
+        </w:rPr>
+      </w:pPr>
+      <w:r>
+        <w:rPr>
+          <w:rFonts w:hint="default"/>
+          <w:lang w:val="ru-RU"/>
+        </w:rPr>
+        <w:t>Робот собран, включён, выполнена загрузка ОС.</w:t>
+      </w:r>
+    </w:p>
+    <w:p>
+      <w:pPr>
+        <w:numPr>
+          <w:ilvl w:val="0"/>
+          <w:numId w:val="1"/>
+        </w:numPr>
+        <w:ind w:left="420" w:leftChars="0" w:hanging="420" w:firstLineChars="0"/>
+        <w:rPr>
+          <w:rFonts w:hint="default"/>
+          <w:lang w:val="ru-RU"/>
+        </w:rPr>
+      </w:pPr>
+      <w:r>
+        <w:rPr>
+          <w:rFonts w:hint="default"/>
+          <w:lang w:val="ru-RU"/>
+        </w:rPr>
+        <w:t>Выполнены подготовительные шаги:</w:t>
+      </w:r>
+    </w:p>
+    <w:p>
+      <w:pPr>
+        <w:numPr>
+          <w:ilvl w:val="0"/>
+          <w:numId w:val="2"/>
+        </w:numPr>
+        <w:tabs>
+          <w:tab w:val="clear" w:pos="420"/>
+        </w:tabs>
+        <w:ind w:left="840" w:leftChars="0" w:hanging="420" w:firstLineChars="0"/>
+        <w:rPr>
+          <w:rFonts w:hint="default"/>
+          <w:lang w:val="ru-RU"/>
+        </w:rPr>
+      </w:pPr>
+      <w:r>
+        <w:rPr>
+          <w:rFonts w:hint="default"/>
+          <w:lang w:val="ru-RU"/>
+        </w:rPr>
+        <w:t>[A0] Подключение к Jetson Nano</w:t>
+      </w:r>
+    </w:p>
+    <w:p>
+      <w:pPr>
+        <w:numPr>
+          <w:ilvl w:val="0"/>
+          <w:numId w:val="2"/>
+        </w:numPr>
+        <w:tabs>
+          <w:tab w:val="clear" w:pos="420"/>
+        </w:tabs>
+        <w:ind w:left="840" w:leftChars="0" w:hanging="420" w:firstLineChars="0"/>
+        <w:rPr>
+          <w:rFonts w:hint="default"/>
+          <w:lang w:val="ru-RU"/>
+        </w:rPr>
+      </w:pPr>
+      <w:r>
+        <w:rPr>
+          <w:rFonts w:hint="default"/>
+          <w:lang w:val="ru-RU"/>
+        </w:rPr>
+        <w:t>[A1] Развёртывание репозитория с ПО</w:t>
+      </w:r>
+    </w:p>
+    <w:p>
+      <w:pPr>
+        <w:numPr>
+          <w:ilvl w:val="0"/>
+          <w:numId w:val="2"/>
+        </w:numPr>
+        <w:tabs>
+          <w:tab w:val="clear" w:pos="420"/>
+        </w:tabs>
+        <w:ind w:left="840" w:leftChars="0" w:hanging="420" w:firstLineChars="0"/>
+        <w:rPr>
+          <w:rFonts w:hint="default"/>
+          <w:lang w:val="ru-RU"/>
+        </w:rPr>
+      </w:pPr>
+      <w:r>
+        <w:rPr>
+          <w:rFonts w:hint="default"/>
+          <w:lang w:val="ru-RU"/>
+        </w:rPr>
+        <w:t>[A2.2] Создание симлинка для ESP32</w:t>
+      </w:r>
+    </w:p>
+    <w:p>
+      <w:pPr>
+        <w:numPr>
+          <w:ilvl w:val="0"/>
+          <w:numId w:val="2"/>
+        </w:numPr>
+        <w:tabs>
+          <w:tab w:val="clear" w:pos="420"/>
+        </w:tabs>
+        <w:ind w:left="840" w:leftChars="0" w:hanging="420" w:firstLineChars="0"/>
+        <w:rPr>
+          <w:rFonts w:hint="default"/>
+          <w:lang w:val="ru-RU"/>
+        </w:rPr>
+      </w:pPr>
+      <w:r>
+        <w:rPr>
+          <w:rFonts w:hint="default"/>
+          <w:lang w:val="ru-RU"/>
+        </w:rPr>
+        <w:t>[A3] Настройка лидара</w:t>
+      </w:r>
+    </w:p>
+    <w:p>
+      <w:pPr>
+        <w:numPr>
+          <w:ilvl w:val="0"/>
+          <w:numId w:val="1"/>
+        </w:numPr>
+        <w:ind w:left="420" w:leftChars="0" w:hanging="420" w:firstLineChars="0"/>
+        <w:rPr>
+          <w:rFonts w:hint="default"/>
+          <w:lang w:val="ru-RU"/>
+        </w:rPr>
+      </w:pPr>
+      <w:r>
+        <w:rPr>
+          <w:rFonts w:hint="default"/>
+          <w:lang w:val="ru-RU"/>
+        </w:rPr>
+        <w:t>Выполнен шаг [R1] – запущены драйверы сенсоров и моторов.</w:t>
+      </w:r>
+    </w:p>
+    <w:p>
+      <w:pPr>
+        <w:numPr>
+          <w:numId w:val="0"/>
+        </w:numPr>
+        <w:jc w:val="both"/>
+        <w:rPr>
+          <w:rFonts w:hint="default"/>
+          <w:lang w:val="ru-RU"/>
+        </w:rPr>
+      </w:pPr>
+    </w:p>
+    <w:p>
+      <w:pPr>
+        <w:pStyle w:val="3"/>
+        <w:bidi w:val="0"/>
+        <w:rPr>
+          <w:rFonts w:hint="default"/>
+          <w:lang w:val="ru-RU"/>
+        </w:rPr>
+      </w:pPr>
+      <w:r>
+        <w:rPr>
+          <w:rFonts w:hint="default"/>
+          <w:lang w:val="ru-RU"/>
+        </w:rPr>
+        <w:t>На стороне компьютера-хоста</w:t>
+      </w:r>
+    </w:p>
+    <w:p>
+      <w:pPr>
+        <w:numPr>
+          <w:ilvl w:val="0"/>
+          <w:numId w:val="3"/>
+        </w:numPr>
+        <w:ind w:left="420" w:leftChars="0" w:hanging="420" w:firstLineChars="0"/>
+        <w:jc w:val="both"/>
+        <w:rPr>
+          <w:rFonts w:hint="default"/>
+          <w:lang w:val="ru-RU"/>
+        </w:rPr>
+      </w:pPr>
+      <w:r>
+        <w:rPr>
+          <w:rFonts w:hint="default"/>
+          <w:lang w:val="ru-RU"/>
+        </w:rPr>
+        <w:t>Компьютер (ваш ПК или лабораторный) находится в одной сети с роботом.</w:t>
+      </w:r>
+    </w:p>
+    <w:p>
+      <w:pPr>
+        <w:numPr>
+          <w:ilvl w:val="0"/>
+          <w:numId w:val="3"/>
+        </w:numPr>
+        <w:ind w:left="420" w:leftChars="0" w:hanging="420" w:firstLineChars="0"/>
+        <w:jc w:val="both"/>
+        <w:rPr>
+          <w:rFonts w:hint="default"/>
+          <w:lang w:val="ru-RU"/>
+        </w:rPr>
+      </w:pPr>
+      <w:r>
+        <w:rPr>
+          <w:rFonts w:hint="default"/>
+          <w:lang w:val="ru-RU"/>
+        </w:rPr>
+        <w:t>На хосте развёрнуто рабочее пространство (шаг [A1]).</w:t>
+      </w:r>
+    </w:p>
+    <w:p>
+      <w:pPr>
+        <w:numPr>
+          <w:ilvl w:val="0"/>
+          <w:numId w:val="3"/>
+        </w:numPr>
+        <w:ind w:left="420" w:leftChars="0" w:hanging="420" w:firstLineChars="0"/>
+        <w:jc w:val="both"/>
+        <w:rPr>
+          <w:rFonts w:hint="default"/>
+          <w:lang w:val="ru-RU"/>
+        </w:rPr>
+      </w:pPr>
+      <w:r>
+        <w:rPr>
+          <w:rFonts w:hint="default"/>
+          <w:b/>
+          <w:bCs/>
+          <w:lang w:val="ru-RU"/>
+        </w:rPr>
+        <w:t>Уже создана карта</w:t>
+      </w:r>
+      <w:r>
+        <w:rPr>
+          <w:rFonts w:hint="default"/>
+          <w:lang w:val="ru-RU"/>
+        </w:rPr>
+        <w:t xml:space="preserve"> помещения с помощью шага [R4] (R4_Картографирование_реального_робота.pdf), карта сохранена и рабочее пространство пересобрано (см. в конце шаг </w:t>
+      </w:r>
+      <w:r>
+        <w:rPr>
+          <w:rFonts w:hint="default"/>
+          <w:lang w:val="en-US"/>
+        </w:rPr>
+        <w:t>[</w:t>
+      </w:r>
+      <w:r>
+        <w:rPr>
+          <w:rFonts w:hint="default"/>
+          <w:lang w:val="ru-RU"/>
+        </w:rPr>
+        <w:t>R4</w:t>
+      </w:r>
+      <w:r>
+        <w:rPr>
+          <w:rFonts w:hint="default"/>
+          <w:lang w:val="en-US"/>
+        </w:rPr>
+        <w:t>]</w:t>
+      </w:r>
+      <w:r>
+        <w:rPr>
+          <w:rFonts w:hint="default"/>
+          <w:lang w:val="ru-RU"/>
+        </w:rPr>
+        <w:t xml:space="preserve">). Файлы карты (.yaml и .pgm) должны лежать в папке </w:t>
+      </w:r>
+      <w:r>
+        <w:rPr>
+          <w:rFonts w:hint="default"/>
+          <w:i/>
+          <w:iCs/>
+          <w:lang w:val="ru-RU"/>
+        </w:rPr>
+        <w:t>completed_scripts_jetbot/maps/</w:t>
+      </w:r>
+      <w:r>
+        <w:rPr>
+          <w:rFonts w:hint="default"/>
+          <w:lang w:val="ru-RU"/>
+        </w:rPr>
+        <w:t>.</w:t>
+      </w:r>
+    </w:p>
+    <w:p>
+      <w:pPr>
+        <w:numPr>
+          <w:numId w:val="0"/>
+        </w:numPr>
+        <w:ind w:leftChars="0"/>
+        <w:jc w:val="both"/>
+        <w:rPr>
+          <w:rFonts w:hint="default"/>
+          <w:lang w:val="ru-RU"/>
+        </w:rPr>
+      </w:pPr>
+    </w:p>
+    <w:p>
+      <w:pPr>
+        <w:pStyle w:val="2"/>
+        <w:bidi w:val="0"/>
+        <w:rPr>
+          <w:rFonts w:hint="default"/>
+          <w:lang w:val="ru-RU"/>
+        </w:rPr>
+      </w:pPr>
+      <w:r>
+        <w:rPr>
+          <w:rFonts w:hint="default"/>
+          <w:lang w:val="ru-RU"/>
+        </w:rPr>
+        <w:t>Пошаговая инструкция</w:t>
+      </w:r>
+    </w:p>
+    <w:p>
+      <w:pPr>
+        <w:pStyle w:val="3"/>
+        <w:bidi w:val="0"/>
+        <w:rPr>
+          <w:rFonts w:hint="default"/>
+          <w:lang w:val="en-US"/>
+        </w:rPr>
+      </w:pPr>
+      <w:r>
+        <w:rPr>
+          <w:rFonts w:hint="default"/>
+          <w:lang w:val="ru-RU"/>
+        </w:rPr>
+        <w:t xml:space="preserve">На роботе </w:t>
+      </w:r>
+      <w:r>
+        <w:rPr>
+          <w:rFonts w:hint="default"/>
+          <w:lang w:val="en-US"/>
+        </w:rPr>
+        <w:t>jetbot_mirea</w:t>
+      </w:r>
+      <w:bookmarkStart w:id="1" w:name="_GoBack"/>
+      <w:bookmarkEnd w:id="1"/>
+    </w:p>
+    <w:p>
+      <w:pPr>
+        <w:numPr>
+          <w:ilvl w:val="0"/>
+          <w:numId w:val="4"/>
+        </w:numPr>
         <w:ind w:left="0" w:leftChars="0" w:firstLine="0" w:firstLineChars="0"/>
         <w:jc w:val="both"/>
         <w:rPr>
@@ -89,37 +511,30 @@
       <w:r>
         <w:rPr>
           <w:rFonts w:hint="default"/>
-          <w:lang w:val="ru-RU"/>
-        </w:rPr>
-        <w:t xml:space="preserve">Необходимо запустить все датчики на роботе </w:t>
-      </w:r>
-      <w:r>
-        <w:rPr>
-          <w:rFonts w:hint="default"/>
           <w:lang w:val="en-US"/>
         </w:rPr>
-        <w:t xml:space="preserve">jetbot_mirea. </w:t>
-      </w:r>
-      <w:r>
-        <w:rPr>
-          <w:rFonts w:hint="default"/>
-          <w:lang w:val="ru-RU"/>
-        </w:rPr>
-        <w:t>Как это сделать написано в «Быстрых методичках» в файле «2_Как_запустить_датчики_на_роботе_jetbot_mirea.</w:t>
-      </w:r>
-      <w:r>
+        <w:t>Подключитесь к роботу по SSH (шаг [A0]).</w:t>
+      </w:r>
+    </w:p>
+    <w:p>
+      <w:pPr>
+        <w:numPr>
+          <w:ilvl w:val="0"/>
+          <w:numId w:val="4"/>
+        </w:numPr>
+        <w:ind w:left="0" w:leftChars="0" w:firstLine="0" w:firstLineChars="0"/>
+        <w:jc w:val="both"/>
         <w:rPr>
           <w:rFonts w:hint="default"/>
           <w:lang w:val="en-US"/>
         </w:rPr>
-        <w:t>pdf</w:t>
-      </w:r>
-      <w:r>
-        <w:rPr>
-          <w:rFonts w:hint="default"/>
-          <w:lang w:val="ru-RU"/>
-        </w:rPr>
-        <w:t>». Датчики заупускаются этой командой:</w:t>
+      </w:pPr>
+      <w:r>
+        <w:rPr>
+          <w:rFonts w:hint="default"/>
+          <w:lang w:val="ru-RU"/>
+        </w:rPr>
+        <w:t>Запустите драйверы сенсоров и моторов, если они ещё не запущены:</w:t>
       </w:r>
     </w:p>
     <w:p>
@@ -177,24 +592,9 @@
     </w:p>
     <w:p>
       <w:pPr>
-        <w:rPr>
-          <w:rFonts w:hint="default"/>
-          <w:lang w:val="ru-RU"/>
-        </w:rPr>
-      </w:pPr>
-      <w:r>
-        <w:rPr>
-          <w:rFonts w:hint="default"/>
-          <w:lang w:val="ru-RU"/>
-        </w:rPr>
-        <w:t>Компьютером-хостом может быть как Ваш компьютер, как и лабораторный ПК.</w:t>
-      </w:r>
-    </w:p>
-    <w:p>
-      <w:pPr>
         <w:numPr>
           <w:ilvl w:val="0"/>
-          <w:numId w:val="2"/>
+          <w:numId w:val="5"/>
         </w:numPr>
         <w:ind w:left="-9" w:leftChars="0" w:firstLine="9" w:firstLineChars="0"/>
         <w:rPr>
@@ -207,70 +607,63 @@
           <w:rFonts w:hint="default"/>
           <w:lang w:val="ru-RU"/>
         </w:rPr>
-        <w:t>Необходимо</w:t>
+        <w:t xml:space="preserve">Запустим публикацию описания робота с </w:t>
       </w:r>
       <w:r>
         <w:rPr>
           <w:rFonts w:hint="default"/>
           <w:lang w:val="en-US"/>
         </w:rPr>
-        <w:t xml:space="preserve"> </w:t>
-      </w:r>
-      <w:r>
-        <w:rPr>
-          <w:rFonts w:hint="default"/>
-          <w:lang w:val="ru-RU"/>
-        </w:rPr>
-        <w:t>создать карту полигона с помощью стека картографирования из slam-toolbox</w:t>
-      </w:r>
-      <w:r>
-        <w:rPr>
-          <w:rFonts w:hint="default"/>
-          <w:lang w:val="en-US"/>
-        </w:rPr>
-        <w:t xml:space="preserve">. </w:t>
-      </w:r>
-      <w:r>
-        <w:rPr>
-          <w:rFonts w:hint="default"/>
-          <w:lang w:val="ru-RU"/>
-        </w:rPr>
-        <w:t>Как это сделать написано в «Коротких инструкциях» в файле «3_Как_запустить_режим_картографирования_для_реального_робота.</w:t>
-      </w:r>
-      <w:r>
-        <w:rPr>
-          <w:rFonts w:hint="default"/>
-          <w:lang w:val="en-US"/>
-        </w:rPr>
-        <w:t>pdf</w:t>
-      </w:r>
-      <w:r>
-        <w:rPr>
-          <w:rFonts w:hint="default"/>
-          <w:lang w:val="ru-RU"/>
-        </w:rPr>
-        <w:t>».</w:t>
-      </w:r>
-      <w:r>
-        <w:rPr>
-          <w:rFonts w:hint="default"/>
-          <w:lang w:val="en-US"/>
-        </w:rPr>
-        <w:t xml:space="preserve"> </w:t>
-      </w:r>
-      <w:r>
-        <w:rPr>
-          <w:rFonts w:hint="default"/>
-          <w:lang w:val="ru-RU"/>
-        </w:rPr>
-        <w:t>Инструкцию необходимо выполнить полностью, в том числе сохранить карту и после пересобрать рабочую область, как это описано в п. 6 и 7, иначе карту нельзя будет использовать для автономной навигации.</w:t>
+        <w:t>Rviz (</w:t>
+      </w:r>
+      <w:r>
+        <w:rPr>
+          <w:rFonts w:hint="default"/>
+          <w:lang w:val="ru-RU"/>
+        </w:rPr>
+        <w:t xml:space="preserve">визуализатор). Для  </w:t>
+      </w:r>
+      <w:r>
+        <w:rPr>
+          <w:rFonts w:hint="default"/>
+          <w:lang w:val="ru-RU"/>
+        </w:rPr>
+        <w:tab/>
+      </w:r>
+      <w:r>
+        <w:rPr>
+          <w:rFonts w:hint="default"/>
+          <w:lang w:val="ru-RU"/>
+        </w:rPr>
+        <w:t>этого откроем новый терминал и выполним команду:</w:t>
+      </w:r>
+    </w:p>
+    <w:p>
+      <w:pPr>
+        <w:pStyle w:val="20"/>
+        <w:bidi w:val="0"/>
+        <w:rPr>
+          <w:rFonts w:hint="default"/>
+          <w:sz w:val="20"/>
+          <w:szCs w:val="16"/>
+          <w:lang w:val="ru-RU"/>
+        </w:rPr>
+      </w:pPr>
+      <w:r>
+        <w:rPr>
+          <w:rFonts w:hint="default"/>
+          <w:sz w:val="20"/>
+          <w:szCs w:val="16"/>
+          <w:lang w:val="ru-RU"/>
+        </w:rPr>
+        <w:t xml:space="preserve">ros2 launch completed_scripts_jetbot rviz_and_robot_description.launch.py </w:t>
       </w:r>
     </w:p>
     <w:p>
       <w:pPr>
         <w:numPr>
           <w:ilvl w:val="0"/>
-          <w:numId w:val="2"/>
+          <w:numId w:val="5"/>
         </w:numPr>
         <w:ind w:left="-9" w:leftChars="0" w:firstLine="9" w:firstLineChars="0"/>
         <w:rPr>
@@ -283,140 +676,49 @@
           <w:rFonts w:hint="default"/>
           <w:lang w:val="ru-RU"/>
         </w:rPr>
-        <w:t>Закройте все окна терминалов и приложений, которые открывались системой или Вами при выполнении п. 4 данной инструкции.</w:t>
+        <w:t xml:space="preserve">Запустим map-сервер для подгрузки карты и локализатор. Для  </w:t>
+      </w:r>
+      <w:r>
+        <w:rPr>
+          <w:rFonts w:hint="default"/>
+          <w:lang w:val="ru-RU"/>
+        </w:rPr>
+        <w:tab/>
+      </w:r>
+      <w:r>
+        <w:rPr>
+          <w:rFonts w:hint="default"/>
+          <w:lang w:val="ru-RU"/>
+        </w:rPr>
+        <w:t>этого откроем новый терминал и выполним команду:</w:t>
+      </w:r>
+    </w:p>
+    <w:p>
+      <w:pPr>
+        <w:pStyle w:val="20"/>
+        <w:bidi w:val="0"/>
+        <w:rPr>
+          <w:rFonts w:hint="default"/>
+          <w:sz w:val="20"/>
+          <w:szCs w:val="16"/>
+          <w:lang w:val="ru-RU"/>
+        </w:rPr>
+      </w:pPr>
+      <w:r>
+        <w:rPr>
+          <w:rFonts w:hint="default"/>
+          <w:sz w:val="20"/>
+          <w:szCs w:val="16"/>
+          <w:lang w:val="ru-RU"/>
+        </w:rPr>
+        <w:t>ros2 launch completed_scripts_jetbot load_map.launch.py config_choice:='1'</w:t>
       </w:r>
     </w:p>
     <w:p>
       <w:pPr>
         <w:numPr>
           <w:ilvl w:val="0"/>
-          <w:numId w:val="2"/>
-        </w:numPr>
-        <w:ind w:left="-9" w:leftChars="0" w:firstLine="9" w:firstLineChars="0"/>
-        <w:rPr>
-          <w:rFonts w:hint="default"/>
-          <w:lang w:val="ru-RU"/>
-        </w:rPr>
-      </w:pPr>
-      <w:r>
-        <w:rPr>
-          <w:rFonts w:hint="default"/>
-          <w:lang w:val="ru-RU"/>
-        </w:rPr>
-        <w:t xml:space="preserve">Запустим публикацию описания робота с </w:t>
-      </w:r>
-      <w:r>
-        <w:rPr>
-          <w:rFonts w:hint="default"/>
-          <w:lang w:val="en-US"/>
-        </w:rPr>
-        <w:t>Rviz (</w:t>
-      </w:r>
-      <w:r>
-        <w:rPr>
-          <w:rFonts w:hint="default"/>
-          <w:lang w:val="ru-RU"/>
-        </w:rPr>
-        <w:t xml:space="preserve">визуализатор). Для  </w:t>
-      </w:r>
-      <w:r>
-        <w:rPr>
-          <w:rFonts w:hint="default"/>
-          <w:lang w:val="ru-RU"/>
-        </w:rPr>
-        <w:tab/>
-      </w:r>
-      <w:r>
-        <w:rPr>
-          <w:rFonts w:hint="default"/>
-          <w:lang w:val="ru-RU"/>
-        </w:rPr>
-        <w:t>этого откроем новый терминал и выполним команду:</w:t>
-      </w:r>
-    </w:p>
-    <w:p>
-      <w:pPr>
-        <w:pStyle w:val="20"/>
-        <w:bidi w:val="0"/>
-        <w:rPr>
-          <w:rFonts w:hint="default"/>
-          <w:sz w:val="20"/>
-          <w:szCs w:val="16"/>
-          <w:lang w:val="ru-RU"/>
-        </w:rPr>
-      </w:pPr>
-      <w:r>
-        <w:rPr>
-          <w:rFonts w:hint="default"/>
-          <w:sz w:val="20"/>
-          <w:szCs w:val="16"/>
-          <w:lang w:val="ru-RU"/>
-        </w:rPr>
-        <w:t xml:space="preserve">ros2 launch completed_scripts_jetbot rviz_and_robot_description.launch.py </w:t>
-      </w:r>
-    </w:p>
-    <w:p>
-      <w:pPr>
-        <w:numPr>
-          <w:ilvl w:val="0"/>
-          <w:numId w:val="2"/>
-        </w:numPr>
-        <w:ind w:left="-9" w:leftChars="0" w:firstLine="9" w:firstLineChars="0"/>
-        <w:rPr>
-          <w:rFonts w:hint="default"/>
-          <w:lang w:val="ru-RU"/>
-        </w:rPr>
-      </w:pPr>
-      <w:bookmarkStart w:id="1" w:name="_GoBack"/>
-      <w:bookmarkEnd w:id="1"/>
-      <w:r>
-        <w:rPr>
-          <w:rFonts w:hint="default"/>
-          <w:lang w:val="ru-RU"/>
-        </w:rPr>
-        <w:t xml:space="preserve">Запустим map-сервер для подгрузки карты и локализатор. Для  </w:t>
-      </w:r>
-      <w:r>
-        <w:rPr>
-          <w:rFonts w:hint="default"/>
-          <w:lang w:val="ru-RU"/>
-        </w:rPr>
-        <w:tab/>
-      </w:r>
-      <w:r>
-        <w:rPr>
-          <w:rFonts w:hint="default"/>
-          <w:lang w:val="ru-RU"/>
-        </w:rPr>
-        <w:t>этого откроем новый терминал и выполним команду:</w:t>
-      </w:r>
-    </w:p>
-    <w:p>
-      <w:pPr>
-        <w:pStyle w:val="20"/>
-        <w:bidi w:val="0"/>
-        <w:rPr>
-          <w:rFonts w:hint="default"/>
-          <w:sz w:val="20"/>
-          <w:szCs w:val="16"/>
-          <w:lang w:val="ru-RU"/>
-        </w:rPr>
-      </w:pPr>
-      <w:r>
-        <w:rPr>
-          <w:rFonts w:hint="default"/>
-          <w:sz w:val="20"/>
-          <w:szCs w:val="16"/>
-          <w:lang w:val="ru-RU"/>
-        </w:rPr>
-        <w:t>ros2 launch completed_scripts_jetbot load_map.launch.py config_choice:='1'</w:t>
-      </w:r>
-    </w:p>
-    <w:p>
-      <w:pPr>
-        <w:numPr>
-          <w:ilvl w:val="0"/>
-          <w:numId w:val="2"/>
+          <w:numId w:val="5"/>
         </w:numPr>
         <w:ind w:left="-9" w:leftChars="0" w:firstLine="9" w:firstLineChars="0"/>
         <w:rPr>
@@ -1153,10 +1455,205 @@
       </w:rPr>
     </w:lvl>
   </w:abstractNum>
+  <w:abstractNum w:abstractNumId="2">
+    <w:nsid w:val="FBFDA49B"/>
+    <w:multiLevelType w:val="multilevel"/>
+    <w:tmpl w:val="FBFDA49B"/>
+    <w:lvl w:ilvl="0" w:tentative="0">
+      <w:start w:val="1"/>
+      <w:numFmt w:val="bullet"/>
+      <w:lvlText w:val=""/>
+      <w:lvlJc w:val="left"/>
+      <w:pPr>
+        <w:tabs>
+          <w:tab w:val="left" w:pos="420"/>
+        </w:tabs>
+        <w:ind w:left="420" w:leftChars="0" w:hanging="420" w:firstLineChars="0"/>
+      </w:pPr>
+      <w:rPr>
+        <w:rFonts w:hint="default" w:ascii="Wingdings" w:hAnsi="Wingdings"/>
+        <w:sz w:val="18"/>
+        <w:szCs w:val="18"/>
+      </w:rPr>
+    </w:lvl>
+    <w:lvl w:ilvl="1" w:tentative="0">
+      <w:start w:val="1"/>
+      <w:numFmt w:val="bullet"/>
+      <w:lvlText w:val=""/>
+      <w:lvlJc w:val="left"/>
+      <w:pPr>
+        <w:tabs>
+          <w:tab w:val="left" w:pos="840"/>
+        </w:tabs>
+        <w:ind w:left="840" w:leftChars="0" w:hanging="420" w:firstLineChars="0"/>
+      </w:pPr>
+      <w:rPr>
+        <w:rFonts w:hint="default" w:ascii="Wingdings" w:hAnsi="Wingdings"/>
+      </w:rPr>
+    </w:lvl>
+    <w:lvl w:ilvl="2" w:tentative="0">
+      <w:start w:val="1"/>
+      <w:numFmt w:val="bullet"/>
+      <w:lvlText w:val=""/>
+      <w:lvlJc w:val="left"/>
+      <w:pPr>
+        <w:tabs>
+          <w:tab w:val="left" w:pos="1260"/>
+        </w:tabs>
+        <w:ind w:left="1260" w:leftChars="0" w:hanging="420" w:firstLineChars="0"/>
+      </w:pPr>
+      <w:rPr>
+        <w:rFonts w:hint="default" w:ascii="Wingdings" w:hAnsi="Wingdings"/>
+      </w:rPr>
+    </w:lvl>
+    <w:lvl w:ilvl="3" w:tentative="0">
+      <w:start w:val="1"/>
+      <w:numFmt w:val="bullet"/>
+      <w:lvlText w:val=""/>
+      <w:lvlJc w:val="left"/>
+      <w:pPr>
+        <w:tabs>
+          <w:tab w:val="left" w:pos="1680"/>
+        </w:tabs>
+        <w:ind w:left="1680" w:leftChars="0" w:hanging="420" w:firstLineChars="0"/>
+      </w:pPr>
+      <w:rPr>
+        <w:rFonts w:hint="default" w:ascii="Wingdings" w:hAnsi="Wingdings"/>
+      </w:rPr>
+    </w:lvl>
+    <w:lvl w:ilvl="4" w:tentative="0">
+      <w:start w:val="1"/>
+      <w:numFmt w:val="bullet"/>
+      <w:lvlText w:val=""/>
+      <w:lvlJc w:val="left"/>
+      <w:pPr>
+        <w:tabs>
+          <w:tab w:val="left" w:pos="2100"/>
+        </w:tabs>
+        <w:ind w:left="2100" w:leftChars="0" w:hanging="420" w:firstLineChars="0"/>
+      </w:pPr>
+      <w:rPr>
+        <w:rFonts w:hint="default" w:ascii="Wingdings" w:hAnsi="Wingdings"/>
+      </w:rPr>
+    </w:lvl>
+    <w:lvl w:ilvl="5" w:tentative="0">
+      <w:start w:val="1"/>
+      <w:numFmt w:val="bullet"/>
+      <w:lvlText w:val=""/>
+      <w:lvlJc w:val="left"/>
+      <w:pPr>
+        <w:tabs>
+          <w:tab w:val="left" w:pos="2520"/>
+        </w:tabs>
+        <w:ind w:left="2520" w:leftChars="0" w:hanging="420" w:firstLineChars="0"/>
+      </w:pPr>
+      <w:rPr>
+        <w:rFonts w:hint="default" w:ascii="Wingdings" w:hAnsi="Wingdings"/>
+      </w:rPr>
+    </w:lvl>
+    <w:lvl w:ilvl="6" w:tentative="0">
+      <w:start w:val="1"/>
+      <w:numFmt w:val="bullet"/>
+      <w:lvlText w:val=""/>
+      <w:lvlJc w:val="left"/>
+      <w:pPr>
+        <w:tabs>
+          <w:tab w:val="left" w:pos="2940"/>
+        </w:tabs>
+        <w:ind w:left="2940" w:leftChars="0" w:hanging="420" w:firstLineChars="0"/>
+      </w:pPr>
+      <w:rPr>
+        <w:rFonts w:hint="default" w:ascii="Wingdings" w:hAnsi="Wingdings"/>
+      </w:rPr>
+    </w:lvl>
+    <w:lvl w:ilvl="7" w:tentative="0">
+      <w:start w:val="1"/>
+      <w:numFmt w:val="bullet"/>
+      <w:lvlText w:val=""/>
+      <w:lvlJc w:val="left"/>
+      <w:pPr>
+        <w:tabs>
+          <w:tab w:val="left" w:pos="3360"/>
+        </w:tabs>
+        <w:ind w:left="3360" w:leftChars="0" w:hanging="420" w:firstLineChars="0"/>
+      </w:pPr>
+      <w:rPr>
+        <w:rFonts w:hint="default" w:ascii="Wingdings" w:hAnsi="Wingdings"/>
+      </w:rPr>
+    </w:lvl>
+    <w:lvl w:ilvl="8" w:tentative="0">
+      <w:start w:val="1"/>
+      <w:numFmt w:val="bullet"/>
+      <w:lvlText w:val=""/>
+      <w:lvlJc w:val="left"/>
+      <w:pPr>
+        <w:tabs>
+          <w:tab w:val="left" w:pos="3780"/>
+        </w:tabs>
+        <w:ind w:left="3780" w:leftChars="0" w:hanging="420" w:firstLineChars="0"/>
+      </w:pPr>
+      <w:rPr>
+        <w:rFonts w:hint="default" w:ascii="Wingdings" w:hAnsi="Wingdings"/>
+      </w:rPr>
+    </w:lvl>
+  </w:abstractNum>
+  <w:abstractNum w:abstractNumId="3">
+    <w:nsid w:val="FFBE6134"/>
+    <w:multiLevelType w:val="singleLevel"/>
+    <w:tmpl w:val="FFBE6134"/>
+    <w:lvl w:ilvl="0" w:tentative="0">
+      <w:start w:val="1"/>
+      <w:numFmt w:val="bullet"/>
+      <w:lvlText w:val=""/>
+      <w:lvlJc w:val="left"/>
+      <w:pPr>
+        <w:tabs>
+          <w:tab w:val="left" w:pos="420"/>
+        </w:tabs>
+        <w:ind w:left="420" w:leftChars="0" w:hanging="420" w:firstLineChars="0"/>
+      </w:pPr>
+      <w:rPr>
+        <w:rFonts w:hint="default" w:ascii="Wingdings" w:hAnsi="Wingdings"/>
+        <w:sz w:val="18"/>
+        <w:szCs w:val="18"/>
+      </w:rPr>
+    </w:lvl>
+  </w:abstractNum>
+  <w:abstractNum w:abstractNumId="4">
+    <w:nsid w:val="FFFEA735"/>
+    <w:multiLevelType w:val="singleLevel"/>
+    <w:tmpl w:val="FFFEA735"/>
+    <w:lvl w:ilvl="0" w:tentative="0">
+      <w:start w:val="1"/>
+      <w:numFmt w:val="bullet"/>
+      <w:lvlText w:val=""/>
+      <w:lvlJc w:val="left"/>
+      <w:pPr>
+        <w:tabs>
+          <w:tab w:val="left" w:pos="420"/>
+        </w:tabs>
+        <w:ind w:left="420" w:leftChars="0" w:hanging="420" w:firstLineChars="0"/>
+      </w:pPr>
+      <w:rPr>
+        <w:rFonts w:hint="default" w:ascii="Wingdings" w:hAnsi="Wingdings"/>
+        <w:sz w:val="18"/>
+        <w:szCs w:val="18"/>
+      </w:rPr>
+    </w:lvl>
+  </w:abstractNum>
   <w:num w:numId="1">
+    <w:abstractNumId w:val="2"/>
+  </w:num>
+  <w:num w:numId="2">
+    <w:abstractNumId w:val="4"/>
+  </w:num>
+  <w:num w:numId="3">
+    <w:abstractNumId w:val="3"/>
+  </w:num>
+  <w:num w:numId="4">
     <w:abstractNumId w:val="0"/>
   </w:num>
-  <w:num w:numId="2">
+  <w:num w:numId="5">
     <w:abstractNumId w:val="1"/>
   </w:num>
 </w:numbering>
